--- a/testakten/unterhalt-stufenklage-selbststaendiger-hamburg/03_zahlungsfluss_und_verzug.docx
+++ b/testakten/unterhalt-stufenklage-selbststaendiger-hamburg/03_zahlungsfluss_und_verzug.docx
@@ -34,7 +34,7 @@
         <w:jc w:val="left"/>
       </w:pPr>
       <w:r>
-        <w:t>Für den Stufenantrag soll geprüft werden, ob ab Februar 2026 Verzug nach § 1613 BGB für Kindesunterhalt und über § 1361 Abs. 4 Satz 4 BGB i.V.m. § 1613 BGB für Trennungsunterhalt begründet ist. Für die einstweilige Anordnung kommt eine vorläufige Bezifferung auf Grundlage des sichtbaren Lebensstandards in Betracht; die Belege sind aber dünn.</w:t>
+        <w:t>Für den Stufenantrag soll geprüft werden, ob ab Februar 2026 Verzug nach Paragraf 1613 BGB für Kindesunterhalt und über Paragraf 1361 Abs. 4 Satz 4 BGB i.V.m. Paragraf 1613 BGB für Trennungsunterhalt begründet ist. Für die einstweilige Anordnung kommt eine vorläufige Bezifferung auf Grundlage des sichtbaren Lebensstandards in Betracht; die Belege sind aber dünn.</w:t>
       </w:r>
     </w:p>
     <w:sectPr>
